--- a/Bài 4_ss10.docx
+++ b/Bài 4_ss10.docx
@@ -4,11 +4,132 @@
   <w:body>
     <w:p>
       <w:pPr>
+        <w:pStyle w:val="Heading4"/>
+        <w:keepNext w:val="0"/>
+        <w:keepLines w:val="0"/>
+        <w:spacing w:after="40" w:before="240" w:lineRule="auto"/>
+        <w:ind w:left="720" w:hanging="360"/>
+        <w:rPr>
+          <w:color w:val="000000"/>
+          <w:sz w:val="22"/>
+          <w:szCs w:val="22"/>
+        </w:rPr>
+      </w:pPr>
+      <w:bookmarkStart w:colFirst="0" w:colLast="0" w:name="_2vi7ca963ugi" w:id="0"/>
+      <w:bookmarkEnd w:id="0"/>
+      <w:r>
+        <w:rPr>
+          <w:color w:val="000000"/>
+          <w:sz w:val="22"/>
+          <w:szCs w:val="22"/>
+          <w:rtl w:val="0"/>
+        </w:rPr>
+        <w:t xml:space="preserve">1. So sánh hiệu năng Index</w:t>
+      </w:r>
+    </w:p>
+    <w:p>
+      <w:pPr>
+        <w:numPr>
+          <w:ilvl w:val="0"/>
+          <w:numId w:val="3"/>
+        </w:numPr>
+        <w:spacing w:after="0" w:afterAutospacing="0" w:before="240" w:lineRule="auto"/>
+        <w:ind w:left="720" w:hanging="360"/>
+        <w:rPr/>
+      </w:pPr>
+      <w:r>
+        <w:rPr>
+          <w:rtl w:val="0"/>
+        </w:rPr>
+        <w:t xml:space="preserve">2 Index đơn độc lập: Khi truy vấn theo cả </w:t>
+      </w:r>
+      <w:r>
+        <w:rPr>
+          <w:rFonts w:ascii="Roboto Mono" w:cs="Roboto Mono" w:eastAsia="Roboto Mono" w:hAnsi="Roboto Mono"/>
+          <w:rtl w:val="0"/>
+        </w:rPr>
+        <w:t xml:space="preserve">Drug_Name</w:t>
+      </w:r>
+      <w:r>
+        <w:rPr>
+          <w:rtl w:val="0"/>
+        </w:rPr>
+        <w:t xml:space="preserve"> và </w:t>
+      </w:r>
+      <w:r>
+        <w:rPr>
+          <w:rFonts w:ascii="Roboto Mono" w:cs="Roboto Mono" w:eastAsia="Roboto Mono" w:hAnsi="Roboto Mono"/>
+          <w:rtl w:val="0"/>
+        </w:rPr>
+        <w:t xml:space="preserve">Expiry_Date</w:t>
+      </w:r>
+      <w:r>
+        <w:rPr>
+          <w:rtl w:val="0"/>
+        </w:rPr>
+        <w:t xml:space="preserve">, MySQL thường chỉ chọn được một Index hiệu quả nhất để sử dụng. Sau khi lọc xong điều kiện thứ nhất, hệ thống vẫn phải quét qua rất nhiều dòng dữ liệu dư thừa để khớp điều kiện thứ hai.</w:t>
+      </w:r>
+    </w:p>
+    <w:p>
+      <w:pPr>
+        <w:numPr>
+          <w:ilvl w:val="0"/>
+          <w:numId w:val="3"/>
+        </w:numPr>
+        <w:spacing w:after="240" w:before="0" w:beforeAutospacing="0" w:lineRule="auto"/>
+        <w:ind w:left="720" w:hanging="360"/>
+        <w:rPr/>
+      </w:pPr>
+      <w:r>
+        <w:rPr>
+          <w:rtl w:val="0"/>
+        </w:rPr>
+        <w:t xml:space="preserve">1 Composite Index (Drug_Name, Expiry_Date): Đây là giải pháp tối ưu nhất cho bài toán 2 triệu dòng. Dữ liệu được sắp xếp phân cấp theo Tên thuốc rồi đến Hạn sử dụng. MySQL có thể xác định chính xác vùng dữ liệu cần thiết ngay lập tức, giảm thiểu tối đa số dòng phải quét (Rows scanned).</w:t>
+      </w:r>
+    </w:p>
+    <w:p>
+      <w:pPr>
+        <w:pStyle w:val="Heading4"/>
+        <w:keepNext w:val="0"/>
+        <w:keepLines w:val="0"/>
+        <w:spacing w:after="40" w:before="240" w:lineRule="auto"/>
+        <w:ind w:left="720" w:hanging="360"/>
+        <w:rPr>
+          <w:rFonts w:ascii="Roboto Mono" w:cs="Roboto Mono" w:eastAsia="Roboto Mono" w:hAnsi="Roboto Mono"/>
+          <w:color w:val="000000"/>
+          <w:sz w:val="22"/>
+          <w:szCs w:val="22"/>
+        </w:rPr>
+      </w:pPr>
+      <w:bookmarkStart w:colFirst="0" w:colLast="0" w:name="_dzetw2q5kp4a" w:id="1"/>
+      <w:bookmarkEnd w:id="1"/>
+      <w:r>
+        <w:rPr>
+          <w:color w:val="000000"/>
+          <w:sz w:val="22"/>
+          <w:szCs w:val="22"/>
+          <w:rtl w:val="0"/>
+        </w:rPr>
+        <w:t xml:space="preserve">2. Giải thích hiện tượng Index bị "vô hiệu hóa" với </w:t>
+      </w:r>
+      <w:r>
+        <w:rPr>
+          <w:rFonts w:ascii="Roboto Mono" w:cs="Roboto Mono" w:eastAsia="Roboto Mono" w:hAnsi="Roboto Mono"/>
+          <w:color w:val="000000"/>
+          <w:sz w:val="22"/>
+          <w:szCs w:val="22"/>
+          <w:rtl w:val="0"/>
+        </w:rPr>
+        <w:t xml:space="preserve">LIKE '%keyword%'</w:t>
+      </w:r>
+    </w:p>
+    <w:p>
+      <w:pPr>
         <w:numPr>
           <w:ilvl w:val="0"/>
           <w:numId w:val="1"/>
         </w:numPr>
-        <w:spacing w:line="276" w:lineRule="auto"/>
+        <w:spacing w:after="0" w:afterAutospacing="0" w:before="240" w:lineRule="auto"/>
         <w:ind w:left="720" w:hanging="360"/>
         <w:rPr/>
       </w:pPr>
@@ -16,18 +137,7 @@
         <w:rPr>
           <w:rtl w:val="0"/>
         </w:rPr>
-        <w:t xml:space="preserve">Hiệu năng Index: Composite Index (Drug_Name, Expiry_Date) nhanh hơn nhiều so với Single Index vì nó lọc đồng thời cả 2 điều kiện, giảm tối đa số dòng phải quét.</w:t>
-      </w:r>
-    </w:p>
-    <w:p>
-      <w:pPr>
-        <w:spacing w:line="276" w:lineRule="auto"/>
-        <w:rPr/>
-      </w:pPr>
-      <w:r>
-        <w:rPr>
-          <w:rtl w:val="0"/>
-        </w:rPr>
+        <w:t xml:space="preserve">Nguyên lý B-Tree: Index trong MySQL hoạt động dựa trên cấu trúc cây B-Tree, sắp xếp dữ liệu theo thứ tự từ trái sang phải.</w:t>
       </w:r>
     </w:p>
     <w:p>
@@ -36,7 +146,7 @@
           <w:ilvl w:val="0"/>
           <w:numId w:val="1"/>
         </w:numPr>
-        <w:spacing w:line="276" w:lineRule="auto"/>
+        <w:spacing w:after="240" w:before="0" w:beforeAutospacing="0" w:lineRule="auto"/>
         <w:ind w:left="720" w:hanging="360"/>
         <w:rPr/>
       </w:pPr>
@@ -44,106 +154,67 @@
         <w:rPr>
           <w:rtl w:val="0"/>
         </w:rPr>
-        <w:t xml:space="preserve">Chứng minh bằng EXPLAIN: Khi chạy </w:t>
+        <w:t xml:space="preserve">Vấn đề: Khi sử dụng dấu </w:t>
       </w:r>
       <w:r>
         <w:rPr>
           <w:rFonts w:ascii="Roboto Mono" w:cs="Roboto Mono" w:eastAsia="Roboto Mono" w:hAnsi="Roboto Mono"/>
           <w:rtl w:val="0"/>
         </w:rPr>
-        <w:t xml:space="preserve">EXPLAIN</w:t>
-      </w:r>
-      <w:r>
-        <w:rPr>
-          <w:rtl w:val="0"/>
-        </w:rPr>
-        <w:t xml:space="preserve">, cột </w:t>
+        <w:t xml:space="preserve">%</w:t>
+      </w:r>
+      <w:r>
+        <w:rPr>
+          <w:rtl w:val="0"/>
+        </w:rPr>
+        <w:t xml:space="preserve"> ở đầu (</w:t>
       </w:r>
       <w:r>
         <w:rPr>
           <w:rFonts w:ascii="Roboto Mono" w:cs="Roboto Mono" w:eastAsia="Roboto Mono" w:hAnsi="Roboto Mono"/>
           <w:rtl w:val="0"/>
         </w:rPr>
-        <w:t xml:space="preserve">key</w:t>
-      </w:r>
-      <w:r>
-        <w:rPr>
-          <w:rtl w:val="0"/>
-        </w:rPr>
-        <w:t xml:space="preserve"> hiện tên Index, cột </w:t>
-      </w:r>
-      <w:r>
-        <w:rPr>
-          <w:rFonts w:ascii="Roboto Mono" w:cs="Roboto Mono" w:eastAsia="Roboto Mono" w:hAnsi="Roboto Mono"/>
-          <w:rtl w:val="0"/>
-        </w:rPr>
-        <w:t xml:space="preserve">type</w:t>
-      </w:r>
-      <w:r>
-        <w:rPr>
-          <w:rtl w:val="0"/>
-        </w:rPr>
-        <w:t xml:space="preserve"> chuyển từ </w:t>
-      </w:r>
-      <w:r>
-        <w:rPr>
-          <w:rFonts w:ascii="Roboto Mono" w:cs="Roboto Mono" w:eastAsia="Roboto Mono" w:hAnsi="Roboto Mono"/>
-          <w:rtl w:val="0"/>
-        </w:rPr>
-        <w:t xml:space="preserve">ALL</w:t>
-      </w:r>
-      <w:r>
-        <w:rPr>
-          <w:rtl w:val="0"/>
-        </w:rPr>
-        <w:t xml:space="preserve"> sang </w:t>
-      </w:r>
-      <w:r>
-        <w:rPr>
-          <w:rFonts w:ascii="Roboto Mono" w:cs="Roboto Mono" w:eastAsia="Roboto Mono" w:hAnsi="Roboto Mono"/>
-          <w:rtl w:val="0"/>
-        </w:rPr>
-        <w:t xml:space="preserve">ref/range</w:t>
-      </w:r>
-      <w:r>
-        <w:rPr>
-          <w:rtl w:val="0"/>
-        </w:rPr>
-        <w:t xml:space="preserve">, và số </w:t>
-      </w:r>
-      <w:r>
-        <w:rPr>
-          <w:rFonts w:ascii="Roboto Mono" w:cs="Roboto Mono" w:eastAsia="Roboto Mono" w:hAnsi="Roboto Mono"/>
-          <w:rtl w:val="0"/>
-        </w:rPr>
-        <w:t xml:space="preserve">rows</w:t>
-      </w:r>
-      <w:r>
-        <w:rPr>
-          <w:rtl w:val="0"/>
-        </w:rPr>
-        <w:t xml:space="preserve"> giảm mạnh là tối ưu thành công.</w:t>
+        <w:t xml:space="preserve">%keyword%</w:t>
+      </w:r>
+      <w:r>
+        <w:rPr>
+          <w:rtl w:val="0"/>
+        </w:rPr>
+        <w:t xml:space="preserve">), bạn đã che mất phần đầu của chuỗi. MySQL không thể biết điểm bắt đầu nằm ở đâu trong danh sách đã sắp xếp để "nhảy" đến, buộc phải thực hiện Full Table Scan (đọc toàn bộ 2 triệu dòng). Việc này gây tiêu tốn tài nguyên cực lớn và dẫn đến tình trạng treo máy.</w:t>
       </w:r>
     </w:p>
     <w:p>
       <w:pPr>
-        <w:spacing w:line="276" w:lineRule="auto"/>
-        <w:ind w:left="0" w:firstLine="0"/>
-        <w:rPr/>
-      </w:pPr>
-      <w:r>
-        <w:rPr>
-          <w:rtl w:val="0"/>
-        </w:rPr>
+        <w:pStyle w:val="Heading4"/>
+        <w:keepNext w:val="0"/>
+        <w:keepLines w:val="0"/>
+        <w:spacing w:after="40" w:before="240" w:lineRule="auto"/>
+        <w:ind w:left="720" w:hanging="360"/>
+        <w:rPr>
+          <w:color w:val="000000"/>
+          <w:sz w:val="22"/>
+          <w:szCs w:val="22"/>
+        </w:rPr>
+      </w:pPr>
+      <w:bookmarkStart w:colFirst="0" w:colLast="0" w:name="_5tbxfyvgr6lc" w:id="2"/>
+      <w:bookmarkEnd w:id="2"/>
+      <w:r>
+        <w:rPr>
+          <w:color w:val="000000"/>
+          <w:sz w:val="22"/>
+          <w:szCs w:val="22"/>
+          <w:rtl w:val="0"/>
+        </w:rPr>
+        <w:t xml:space="preserve">3. Giải pháp khắc phục tìm kiếm theo tên</w:t>
       </w:r>
     </w:p>
     <w:p>
       <w:pPr>
         <w:numPr>
           <w:ilvl w:val="0"/>
-          <w:numId w:val="1"/>
+          <w:numId w:val="2"/>
         </w:numPr>
-        <w:spacing w:line="276" w:lineRule="auto"/>
+        <w:spacing w:after="0" w:afterAutospacing="0" w:before="240" w:lineRule="auto"/>
         <w:ind w:left="720" w:hanging="360"/>
         <w:rPr/>
       </w:pPr>
@@ -151,41 +222,72 @@
         <w:rPr>
           <w:rtl w:val="0"/>
         </w:rPr>
-        <w:t xml:space="preserve">Lỗi LIKE '%keyword%': Dấu </w:t>
+        <w:t xml:space="preserve">Sử dụng Full-Text Search (FTS): Đây là giải pháp thay thế hoàn hảo cho </w:t>
       </w:r>
       <w:r>
         <w:rPr>
           <w:rFonts w:ascii="Roboto Mono" w:cs="Roboto Mono" w:eastAsia="Roboto Mono" w:hAnsi="Roboto Mono"/>
           <w:rtl w:val="0"/>
         </w:rPr>
-        <w:t xml:space="preserve">%</w:t>
-      </w:r>
-      <w:r>
-        <w:rPr>
-          <w:rtl w:val="0"/>
-        </w:rPr>
-        <w:t xml:space="preserve"> ở đầu làm mất tính thứ tự của Index, khiến SQL không tra được "mục lục" và buộc phải quét toàn bộ bảng (Full Table Scan).</w:t>
+        <w:t xml:space="preserve">LIKE %...%</w:t>
+      </w:r>
+      <w:r>
+        <w:rPr>
+          <w:rtl w:val="0"/>
+        </w:rPr>
+        <w:t xml:space="preserve">. FTS tạo ra một bảng chỉ mục từ khóa riêng biệt, giúp tìm kiếm các từ bên trong chuỗi lớn cực nhanh mà không làm giảm hiệu năng hệ thống.</w:t>
       </w:r>
     </w:p>
     <w:p>
       <w:pPr>
-        <w:spacing w:line="276" w:lineRule="auto"/>
-        <w:ind w:left="0" w:firstLine="0"/>
+        <w:numPr>
+          <w:ilvl w:val="0"/>
+          <w:numId w:val="2"/>
+        </w:numPr>
+        <w:spacing w:after="0" w:afterAutospacing="0" w:before="0" w:beforeAutospacing="0" w:lineRule="auto"/>
+        <w:ind w:left="720" w:hanging="360"/>
         <w:rPr/>
       </w:pPr>
       <w:r>
         <w:rPr>
           <w:rtl w:val="0"/>
         </w:rPr>
+        <w:t xml:space="preserve">Tối ưu cấu trúc LIKE: Nếu không dùng FTS, chỉ nên sử dụng </w:t>
+      </w:r>
+      <w:r>
+        <w:rPr>
+          <w:rFonts w:ascii="Roboto Mono" w:cs="Roboto Mono" w:eastAsia="Roboto Mono" w:hAnsi="Roboto Mono"/>
+          <w:rtl w:val="0"/>
+        </w:rPr>
+        <w:t xml:space="preserve">LIKE 'keyword%'</w:t>
+      </w:r>
+      <w:r>
+        <w:rPr>
+          <w:rtl w:val="0"/>
+        </w:rPr>
+        <w:t xml:space="preserve"> (không có </w:t>
+      </w:r>
+      <w:r>
+        <w:rPr>
+          <w:rFonts w:ascii="Roboto Mono" w:cs="Roboto Mono" w:eastAsia="Roboto Mono" w:hAnsi="Roboto Mono"/>
+          <w:rtl w:val="0"/>
+        </w:rPr>
+        <w:t xml:space="preserve">%</w:t>
+      </w:r>
+      <w:r>
+        <w:rPr>
+          <w:rtl w:val="0"/>
+        </w:rPr>
+        <w:t xml:space="preserve"> ở đầu). Điều này cho phép MySQL tận dụng Index để tìm các dòng bắt đầu bằng từ khóa đó.</w:t>
       </w:r>
     </w:p>
     <w:p>
       <w:pPr>
         <w:numPr>
           <w:ilvl w:val="0"/>
-          <w:numId w:val="1"/>
+          <w:numId w:val="2"/>
         </w:numPr>
-        <w:spacing w:line="276" w:lineRule="auto"/>
+        <w:spacing w:after="240" w:before="0" w:beforeAutospacing="0" w:lineRule="auto"/>
         <w:ind w:left="720" w:hanging="360"/>
         <w:rPr/>
       </w:pPr>
@@ -193,49 +295,20 @@
         <w:rPr>
           <w:rtl w:val="0"/>
         </w:rPr>
-        <w:t xml:space="preserve">Vô hiệu hóa Index: Hiện tượng treo máy xảy ra do Index bị vô hiệu hóa khi tìm kiếm chuỗi không bắt đầu bằng ký tự xác định, gây tốn tài nguyên CPU/RAM.</w:t>
-      </w:r>
-    </w:p>
-    <w:p>
-      <w:pPr>
-        <w:spacing w:line="276" w:lineRule="auto"/>
-        <w:ind w:left="0" w:firstLine="0"/>
-        <w:rPr/>
-      </w:pPr>
-      <w:r>
-        <w:rPr>
-          <w:rtl w:val="0"/>
-        </w:rPr>
-      </w:r>
-    </w:p>
-    <w:p>
-      <w:pPr>
-        <w:numPr>
-          <w:ilvl w:val="0"/>
-          <w:numId w:val="1"/>
-        </w:numPr>
-        <w:spacing w:line="276" w:lineRule="auto"/>
-        <w:ind w:left="720" w:hanging="360"/>
-        <w:rPr/>
-      </w:pPr>
-      <w:r>
-        <w:rPr>
-          <w:rtl w:val="0"/>
-        </w:rPr>
-        <w:t xml:space="preserve">Giải pháp khắc phục: Đổi sang </w:t>
+        <w:t xml:space="preserve">Phân trang dữ liệu: Luôn kết hợp với </w:t>
       </w:r>
       <w:r>
         <w:rPr>
           <w:rFonts w:ascii="Roboto Mono" w:cs="Roboto Mono" w:eastAsia="Roboto Mono" w:hAnsi="Roboto Mono"/>
           <w:rtl w:val="0"/>
         </w:rPr>
-        <w:t xml:space="preserve">LIKE 'keyword%'</w:t>
-      </w:r>
-      <w:r>
-        <w:rPr>
-          <w:rtl w:val="0"/>
-        </w:rPr>
-        <w:t xml:space="preserve"> (bỏ dấu % ở đầu) để tận dụng Index.</w:t>
+        <w:t xml:space="preserve">LIMIT</w:t>
+      </w:r>
+      <w:r>
+        <w:rPr>
+          <w:rtl w:val="0"/>
+        </w:rPr>
+        <w:t xml:space="preserve"> để đảm bảo hệ thống không phải trả về hàng triệu dòng dữ liệu lên giao diện người dùng cùng một lúc.</w:t>
       </w:r>
     </w:p>
     <w:p>
@@ -262,8 +335,8 @@
   <w:abstractNum w:abstractNumId="1">
     <w:lvl w:ilvl="0">
       <w:start w:val="1"/>
-      <w:numFmt w:val="decimal"/>
-      <w:lvlText w:val="%1."/>
+      <w:numFmt w:val="bullet"/>
+      <w:lvlText w:val="●"/>
       <w:lvlJc w:val="left"/>
       <w:pPr>
         <w:ind w:left="720" w:hanging="360"/>
@@ -274,8 +347,8 @@
     </w:lvl>
     <w:lvl w:ilvl="1">
       <w:start w:val="1"/>
-      <w:numFmt w:val="lowerLetter"/>
-      <w:lvlText w:val="%2."/>
+      <w:numFmt w:val="bullet"/>
+      <w:lvlText w:val="○"/>
       <w:lvlJc w:val="left"/>
       <w:pPr>
         <w:ind w:left="1440" w:hanging="360"/>
@@ -286,9 +359,9 @@
     </w:lvl>
     <w:lvl w:ilvl="2">
       <w:start w:val="1"/>
-      <w:numFmt w:val="lowerRoman"/>
-      <w:lvlText w:val="%3."/>
-      <w:lvlJc w:val="right"/>
+      <w:numFmt w:val="bullet"/>
+      <w:lvlText w:val="■"/>
+      <w:lvlJc w:val="left"/>
       <w:pPr>
         <w:ind w:left="2160" w:hanging="360"/>
       </w:pPr>
@@ -298,8 +371,8 @@
     </w:lvl>
     <w:lvl w:ilvl="3">
       <w:start w:val="1"/>
-      <w:numFmt w:val="decimal"/>
-      <w:lvlText w:val="%4."/>
+      <w:numFmt w:val="bullet"/>
+      <w:lvlText w:val="●"/>
       <w:lvlJc w:val="left"/>
       <w:pPr>
         <w:ind w:left="2880" w:hanging="360"/>
@@ -310,8 +383,8 @@
     </w:lvl>
     <w:lvl w:ilvl="4">
       <w:start w:val="1"/>
-      <w:numFmt w:val="lowerLetter"/>
-      <w:lvlText w:val="%5."/>
+      <w:numFmt w:val="bullet"/>
+      <w:lvlText w:val="○"/>
       <w:lvlJc w:val="left"/>
       <w:pPr>
         <w:ind w:left="3600" w:hanging="360"/>
@@ -322,9 +395,9 @@
     </w:lvl>
     <w:lvl w:ilvl="5">
       <w:start w:val="1"/>
-      <w:numFmt w:val="lowerRoman"/>
-      <w:lvlText w:val="%6."/>
-      <w:lvlJc w:val="right"/>
+      <w:numFmt w:val="bullet"/>
+      <w:lvlText w:val="■"/>
+      <w:lvlJc w:val="left"/>
       <w:pPr>
         <w:ind w:left="4320" w:hanging="360"/>
       </w:pPr>
@@ -334,8 +407,8 @@
     </w:lvl>
     <w:lvl w:ilvl="6">
       <w:start w:val="1"/>
-      <w:numFmt w:val="decimal"/>
-      <w:lvlText w:val="%7."/>
+      <w:numFmt w:val="bullet"/>
+      <w:lvlText w:val="●"/>
       <w:lvlJc w:val="left"/>
       <w:pPr>
         <w:ind w:left="5040" w:hanging="360"/>
@@ -346,8 +419,8 @@
     </w:lvl>
     <w:lvl w:ilvl="7">
       <w:start w:val="1"/>
-      <w:numFmt w:val="lowerLetter"/>
-      <w:lvlText w:val="%8."/>
+      <w:numFmt w:val="bullet"/>
+      <w:lvlText w:val="○"/>
       <w:lvlJc w:val="left"/>
       <w:pPr>
         <w:ind w:left="5760" w:hanging="360"/>
@@ -358,9 +431,229 @@
     </w:lvl>
     <w:lvl w:ilvl="8">
       <w:start w:val="1"/>
-      <w:numFmt w:val="lowerRoman"/>
-      <w:lvlText w:val="%9."/>
-      <w:lvlJc w:val="right"/>
+      <w:numFmt w:val="bullet"/>
+      <w:lvlText w:val="■"/>
+      <w:lvlJc w:val="left"/>
+      <w:pPr>
+        <w:ind w:left="6480" w:hanging="360"/>
+      </w:pPr>
+      <w:rPr>
+        <w:u w:val="none"/>
+      </w:rPr>
+    </w:lvl>
+  </w:abstractNum>
+  <w:abstractNum w:abstractNumId="2">
+    <w:lvl w:ilvl="0">
+      <w:start w:val="1"/>
+      <w:numFmt w:val="bullet"/>
+      <w:lvlText w:val="●"/>
+      <w:lvlJc w:val="left"/>
+      <w:pPr>
+        <w:ind w:left="720" w:hanging="360"/>
+      </w:pPr>
+      <w:rPr>
+        <w:u w:val="none"/>
+      </w:rPr>
+    </w:lvl>
+    <w:lvl w:ilvl="1">
+      <w:start w:val="1"/>
+      <w:numFmt w:val="bullet"/>
+      <w:lvlText w:val="○"/>
+      <w:lvlJc w:val="left"/>
+      <w:pPr>
+        <w:ind w:left="1440" w:hanging="360"/>
+      </w:pPr>
+      <w:rPr>
+        <w:u w:val="none"/>
+      </w:rPr>
+    </w:lvl>
+    <w:lvl w:ilvl="2">
+      <w:start w:val="1"/>
+      <w:numFmt w:val="bullet"/>
+      <w:lvlText w:val="■"/>
+      <w:lvlJc w:val="left"/>
+      <w:pPr>
+        <w:ind w:left="2160" w:hanging="360"/>
+      </w:pPr>
+      <w:rPr>
+        <w:u w:val="none"/>
+      </w:rPr>
+    </w:lvl>
+    <w:lvl w:ilvl="3">
+      <w:start w:val="1"/>
+      <w:numFmt w:val="bullet"/>
+      <w:lvlText w:val="●"/>
+      <w:lvlJc w:val="left"/>
+      <w:pPr>
+        <w:ind w:left="2880" w:hanging="360"/>
+      </w:pPr>
+      <w:rPr>
+        <w:u w:val="none"/>
+      </w:rPr>
+    </w:lvl>
+    <w:lvl w:ilvl="4">
+      <w:start w:val="1"/>
+      <w:numFmt w:val="bullet"/>
+      <w:lvlText w:val="○"/>
+      <w:lvlJc w:val="left"/>
+      <w:pPr>
+        <w:ind w:left="3600" w:hanging="360"/>
+      </w:pPr>
+      <w:rPr>
+        <w:u w:val="none"/>
+      </w:rPr>
+    </w:lvl>
+    <w:lvl w:ilvl="5">
+      <w:start w:val="1"/>
+      <w:numFmt w:val="bullet"/>
+      <w:lvlText w:val="■"/>
+      <w:lvlJc w:val="left"/>
+      <w:pPr>
+        <w:ind w:left="4320" w:hanging="360"/>
+      </w:pPr>
+      <w:rPr>
+        <w:u w:val="none"/>
+      </w:rPr>
+    </w:lvl>
+    <w:lvl w:ilvl="6">
+      <w:start w:val="1"/>
+      <w:numFmt w:val="bullet"/>
+      <w:lvlText w:val="●"/>
+      <w:lvlJc w:val="left"/>
+      <w:pPr>
+        <w:ind w:left="5040" w:hanging="360"/>
+      </w:pPr>
+      <w:rPr>
+        <w:u w:val="none"/>
+      </w:rPr>
+    </w:lvl>
+    <w:lvl w:ilvl="7">
+      <w:start w:val="1"/>
+      <w:numFmt w:val="bullet"/>
+      <w:lvlText w:val="○"/>
+      <w:lvlJc w:val="left"/>
+      <w:pPr>
+        <w:ind w:left="5760" w:hanging="360"/>
+      </w:pPr>
+      <w:rPr>
+        <w:u w:val="none"/>
+      </w:rPr>
+    </w:lvl>
+    <w:lvl w:ilvl="8">
+      <w:start w:val="1"/>
+      <w:numFmt w:val="bullet"/>
+      <w:lvlText w:val="■"/>
+      <w:lvlJc w:val="left"/>
+      <w:pPr>
+        <w:ind w:left="6480" w:hanging="360"/>
+      </w:pPr>
+      <w:rPr>
+        <w:u w:val="none"/>
+      </w:rPr>
+    </w:lvl>
+  </w:abstractNum>
+  <w:abstractNum w:abstractNumId="3">
+    <w:lvl w:ilvl="0">
+      <w:start w:val="1"/>
+      <w:numFmt w:val="bullet"/>
+      <w:lvlText w:val="●"/>
+      <w:lvlJc w:val="left"/>
+      <w:pPr>
+        <w:ind w:left="720" w:hanging="360"/>
+      </w:pPr>
+      <w:rPr>
+        <w:u w:val="none"/>
+      </w:rPr>
+    </w:lvl>
+    <w:lvl w:ilvl="1">
+      <w:start w:val="1"/>
+      <w:numFmt w:val="bullet"/>
+      <w:lvlText w:val="○"/>
+      <w:lvlJc w:val="left"/>
+      <w:pPr>
+        <w:ind w:left="1440" w:hanging="360"/>
+      </w:pPr>
+      <w:rPr>
+        <w:u w:val="none"/>
+      </w:rPr>
+    </w:lvl>
+    <w:lvl w:ilvl="2">
+      <w:start w:val="1"/>
+      <w:numFmt w:val="bullet"/>
+      <w:lvlText w:val="■"/>
+      <w:lvlJc w:val="left"/>
+      <w:pPr>
+        <w:ind w:left="2160" w:hanging="360"/>
+      </w:pPr>
+      <w:rPr>
+        <w:u w:val="none"/>
+      </w:rPr>
+    </w:lvl>
+    <w:lvl w:ilvl="3">
+      <w:start w:val="1"/>
+      <w:numFmt w:val="bullet"/>
+      <w:lvlText w:val="●"/>
+      <w:lvlJc w:val="left"/>
+      <w:pPr>
+        <w:ind w:left="2880" w:hanging="360"/>
+      </w:pPr>
+      <w:rPr>
+        <w:u w:val="none"/>
+      </w:rPr>
+    </w:lvl>
+    <w:lvl w:ilvl="4">
+      <w:start w:val="1"/>
+      <w:numFmt w:val="bullet"/>
+      <w:lvlText w:val="○"/>
+      <w:lvlJc w:val="left"/>
+      <w:pPr>
+        <w:ind w:left="3600" w:hanging="360"/>
+      </w:pPr>
+      <w:rPr>
+        <w:u w:val="none"/>
+      </w:rPr>
+    </w:lvl>
+    <w:lvl w:ilvl="5">
+      <w:start w:val="1"/>
+      <w:numFmt w:val="bullet"/>
+      <w:lvlText w:val="■"/>
+      <w:lvlJc w:val="left"/>
+      <w:pPr>
+        <w:ind w:left="4320" w:hanging="360"/>
+      </w:pPr>
+      <w:rPr>
+        <w:u w:val="none"/>
+      </w:rPr>
+    </w:lvl>
+    <w:lvl w:ilvl="6">
+      <w:start w:val="1"/>
+      <w:numFmt w:val="bullet"/>
+      <w:lvlText w:val="●"/>
+      <w:lvlJc w:val="left"/>
+      <w:pPr>
+        <w:ind w:left="5040" w:hanging="360"/>
+      </w:pPr>
+      <w:rPr>
+        <w:u w:val="none"/>
+      </w:rPr>
+    </w:lvl>
+    <w:lvl w:ilvl="7">
+      <w:start w:val="1"/>
+      <w:numFmt w:val="bullet"/>
+      <w:lvlText w:val="○"/>
+      <w:lvlJc w:val="left"/>
+      <w:pPr>
+        <w:ind w:left="5760" w:hanging="360"/>
+      </w:pPr>
+      <w:rPr>
+        <w:u w:val="none"/>
+      </w:rPr>
+    </w:lvl>
+    <w:lvl w:ilvl="8">
+      <w:start w:val="1"/>
+      <w:numFmt w:val="bullet"/>
+      <w:lvlText w:val="■"/>
+      <w:lvlJc w:val="left"/>
       <w:pPr>
         <w:ind w:left="6480" w:hanging="360"/>
       </w:pPr>
@@ -371,6 +664,12 @@
   </w:abstractNum>
   <w:num w:numId="1">
     <w:abstractNumId w:val="1"/>
+  </w:num>
+  <w:num w:numId="2">
+    <w:abstractNumId w:val="2"/>
+  </w:num>
+  <w:num w:numId="3">
+    <w:abstractNumId w:val="3"/>
   </w:num>
 </w:numbering>
 </file>
